--- a/books/divorce/en/content.docx
+++ b/books/divorce/en/content.docx
@@ -2511,7 +2511,6 @@
         </w:rPr>
         <w:t>| **</w:t>
       </w:r>
-      <w:proofErr w:type="spellStart"/>
       <w:r>
         <w:t>Khul</w:t>
       </w:r>
@@ -2521,7 +2520,6 @@
         </w:rPr>
         <w:t>ʻ</w:t>
       </w:r>
-      <w:proofErr w:type="spellEnd"/>
       <w:r>
         <w:t xml:space="preserve"> (divestment)** | Unfastening initiated by the wife</w:t>
       </w:r>
